--- a/public/resume/resume.docx
+++ b/public/resume/resume.docx
@@ -47,7 +47,19 @@
         <w:rPr>
           <w:rtl w:val="0"/>
         </w:rPr>
-        <w:t xml:space="preserve">Herndon, VA 20170 | gansaikhanshur@gmail.com | www.linkedin.com/in/gansaikhanshur | </w:t>
+        <w:t xml:space="preserve">Herndon, VA 20170 | www.</w:t>
+      </w:r>
+      <w:r>
+        <w:rPr>
+          <w:rtl w:val="0"/>
+        </w:rPr>
+        <w:t xml:space="preserve">gansaikhanshur.com</w:t>
+      </w:r>
+      <w:r>
+        <w:rPr>
+          <w:rtl w:val="0"/>
+        </w:rPr>
+        <w:t xml:space="preserve"> | www.linkedin.com/in/gansaikhanshur | </w:t>
       </w:r>
       <w:r>
         <w:rPr>
